--- a/week07-sql-database-intro/homework-best-example/第7週_SQL練習與AI使用日誌最佳範例.docx
+++ b/week07-sql-database-intro/homework-best-example/第7週_SQL練習與AI使用日誌最佳範例.docx
@@ -653,7 +653,7 @@
         </w:rPr>
         <w:t xml:space="preserve">[1] OWASP. (2024). SQL Injection Prevention Cheat Sheet. </w:t>
       </w:r>
-      <w:hyperlink w:history="1" r:id="rIdonpmzdayzxexdv_mrzurf">
+      <w:hyperlink w:history="1" r:id="rIdcdvsvjbblwq-4cptynixx">
         <w:r>
           <w:rPr>
             <w:rStyle w:val="Hyperlink"/>
